--- a/data/templates/Entry_of_Appearance_State.docx
+++ b/data/templates/Entry_of_Appearance_State.docx
@@ -478,7 +478,7 @@
       <w:r>
         <w:t>{{attorney_name}}</w:t>
         <w:tab/>
-        <w:t xml:space="preserve"> #{{attorney_bar}}</w:t>
+        <w:t xml:space="preserve"> {{attorney_bar}}</w:t>
       </w:r>
     </w:p>
     <w:p>
@@ -500,7 +500,7 @@
         <w:t>{{second_attorney_name}}</w:t>
         <w:tab/>
         <w:tab/>
-        <w:t>#{{second_attorney_bar}}</w:t>
+        <w:t>{{second_attorney_bar}}</w:t>
       </w:r>
     </w:p>
     <w:p>

--- a/data/templates/Entry_of_Appearance_State.docx
+++ b/data/templates/Entry_of_Appearance_State.docx
@@ -445,7 +445,7 @@
         <w:ind w:left="4320" w:firstLine="720"/>
       </w:pPr>
       <w:r>
-        <w:t xml:space="preserve">Facsimile: {{firm_fax}} </w:t>
+        <w:t xml:space="preserve"> </w:t>
       </w:r>
     </w:p>
     <w:p/>
